--- a/MARVI_timetable.docx
+++ b/MARVI_timetable.docx
@@ -7,7 +7,12 @@
         <w:pStyle w:val="Title"/>
       </w:pPr>
       <w:r>
-        <w:t>Teacher Timetable - MARVI</w:t>
+        <w:t>Teacher Timetable — MARVI</w:t>
+      </w:r>
+    </w:p>
+    <w:p>
+      <w:r>
+        <w:t>Total Weekly Periods: 21</w:t>
       </w:r>
     </w:p>
     <w:tbl>
@@ -17,17 +22,19 @@
         <w:tblLook w:firstColumn="1" w:firstRow="1" w:lastColumn="0" w:lastRow="0" w:noHBand="0" w:noVBand="1" w:val="04A0"/>
       </w:tblPr>
       <w:tblGrid>
-        <w:gridCol w:w="1440"/>
-        <w:gridCol w:w="1440"/>
-        <w:gridCol w:w="1440"/>
-        <w:gridCol w:w="1440"/>
-        <w:gridCol w:w="1440"/>
-        <w:gridCol w:w="1440"/>
+        <w:gridCol w:w="1080"/>
+        <w:gridCol w:w="1080"/>
+        <w:gridCol w:w="1080"/>
+        <w:gridCol w:w="1080"/>
+        <w:gridCol w:w="1080"/>
+        <w:gridCol w:w="1080"/>
+        <w:gridCol w:w="1080"/>
+        <w:gridCol w:w="1080"/>
       </w:tblGrid>
       <w:tr>
         <w:tc>
           <w:tcPr>
-            <w:tcW w:type="dxa" w:w="1440"/>
+            <w:tcW w:type="dxa" w:w="1080"/>
           </w:tcPr>
           <w:p>
             <w:r>
@@ -37,51 +44,71 @@
         </w:tc>
         <w:tc>
           <w:tcPr>
-            <w:tcW w:type="dxa" w:w="1440"/>
+            <w:tcW w:type="dxa" w:w="1080"/>
           </w:tcPr>
           <w:p>
             <w:r>
-              <w:t>Monday</w:t>
+              <w:t>Mon-Thu Time</w:t>
             </w:r>
           </w:p>
         </w:tc>
         <w:tc>
           <w:tcPr>
-            <w:tcW w:type="dxa" w:w="1440"/>
+            <w:tcW w:type="dxa" w:w="1080"/>
           </w:tcPr>
           <w:p>
             <w:r>
-              <w:t>Tuesday</w:t>
+              <w:t>Mon</w:t>
             </w:r>
           </w:p>
         </w:tc>
         <w:tc>
           <w:tcPr>
-            <w:tcW w:type="dxa" w:w="1440"/>
+            <w:tcW w:type="dxa" w:w="1080"/>
           </w:tcPr>
           <w:p>
             <w:r>
-              <w:t>Wednesday</w:t>
+              <w:t>Tue</w:t>
             </w:r>
           </w:p>
         </w:tc>
         <w:tc>
           <w:tcPr>
-            <w:tcW w:type="dxa" w:w="1440"/>
+            <w:tcW w:type="dxa" w:w="1080"/>
           </w:tcPr>
           <w:p>
             <w:r>
-              <w:t>Thursday</w:t>
+              <w:t>Wed</w:t>
             </w:r>
           </w:p>
         </w:tc>
         <w:tc>
           <w:tcPr>
-            <w:tcW w:type="dxa" w:w="1440"/>
+            <w:tcW w:type="dxa" w:w="1080"/>
           </w:tcPr>
           <w:p>
             <w:r>
-              <w:t>Friday</w:t>
+              <w:t>Thu</w:t>
+            </w:r>
+          </w:p>
+        </w:tc>
+        <w:tc>
+          <w:tcPr>
+            <w:tcW w:type="dxa" w:w="1080"/>
+          </w:tcPr>
+          <w:p>
+            <w:r>
+              <w:t>Fri</w:t>
+            </w:r>
+          </w:p>
+        </w:tc>
+        <w:tc>
+          <w:tcPr>
+            <w:tcW w:type="dxa" w:w="1080"/>
+          </w:tcPr>
+          <w:p>
+            <w:r>
+              <w:t>Fri Time</w:t>
             </w:r>
           </w:p>
         </w:tc>
@@ -89,7 +116,7 @@
       <w:tr>
         <w:tc>
           <w:tcPr>
-            <w:tcW w:type="dxa" w:w="1440"/>
+            <w:tcW w:type="dxa" w:w="1080"/>
           </w:tcPr>
           <w:p>
             <w:r>
@@ -99,7 +126,17 @@
         </w:tc>
         <w:tc>
           <w:tcPr>
-            <w:tcW w:type="dxa" w:w="1440"/>
+            <w:tcW w:type="dxa" w:w="1080"/>
+          </w:tcPr>
+          <w:p>
+            <w:r>
+              <w:t>8:00-8:50</w:t>
+            </w:r>
+          </w:p>
+        </w:tc>
+        <w:tc>
+          <w:tcPr>
+            <w:tcW w:type="dxa" w:w="1080"/>
           </w:tcPr>
           <w:p>
             <w:r/>
@@ -107,7 +144,7 @@
         </w:tc>
         <w:tc>
           <w:tcPr>
-            <w:tcW w:type="dxa" w:w="1440"/>
+            <w:tcW w:type="dxa" w:w="1080"/>
           </w:tcPr>
           <w:p>
             <w:r/>
@@ -115,7 +152,7 @@
         </w:tc>
         <w:tc>
           <w:tcPr>
-            <w:tcW w:type="dxa" w:w="1440"/>
+            <w:tcW w:type="dxa" w:w="1080"/>
           </w:tcPr>
           <w:p>
             <w:r/>
@@ -123,7 +160,7 @@
         </w:tc>
         <w:tc>
           <w:tcPr>
-            <w:tcW w:type="dxa" w:w="1440"/>
+            <w:tcW w:type="dxa" w:w="1080"/>
           </w:tcPr>
           <w:p>
             <w:r/>
@@ -131,7 +168,7 @@
         </w:tc>
         <w:tc>
           <w:tcPr>
-            <w:tcW w:type="dxa" w:w="1440"/>
+            <w:tcW w:type="dxa" w:w="1080"/>
           </w:tcPr>
           <w:p>
             <w:r>
@@ -141,11 +178,21 @@
             </w:r>
           </w:p>
         </w:tc>
+        <w:tc>
+          <w:tcPr>
+            <w:tcW w:type="dxa" w:w="1080"/>
+          </w:tcPr>
+          <w:p>
+            <w:r>
+              <w:t>8:00-8:40</w:t>
+            </w:r>
+          </w:p>
+        </w:tc>
       </w:tr>
       <w:tr>
         <w:tc>
           <w:tcPr>
-            <w:tcW w:type="dxa" w:w="1440"/>
+            <w:tcW w:type="dxa" w:w="1080"/>
           </w:tcPr>
           <w:p>
             <w:r>
@@ -155,7 +202,17 @@
         </w:tc>
         <w:tc>
           <w:tcPr>
-            <w:tcW w:type="dxa" w:w="1440"/>
+            <w:tcW w:type="dxa" w:w="1080"/>
+          </w:tcPr>
+          <w:p>
+            <w:r>
+              <w:t>8:50-9:30</w:t>
+            </w:r>
+          </w:p>
+        </w:tc>
+        <w:tc>
+          <w:tcPr>
+            <w:tcW w:type="dxa" w:w="1080"/>
           </w:tcPr>
           <w:p>
             <w:r>
@@ -167,7 +224,7 @@
         </w:tc>
         <w:tc>
           <w:tcPr>
-            <w:tcW w:type="dxa" w:w="1440"/>
+            <w:tcW w:type="dxa" w:w="1080"/>
           </w:tcPr>
           <w:p>
             <w:r>
@@ -179,7 +236,7 @@
         </w:tc>
         <w:tc>
           <w:tcPr>
-            <w:tcW w:type="dxa" w:w="1440"/>
+            <w:tcW w:type="dxa" w:w="1080"/>
           </w:tcPr>
           <w:p>
             <w:r>
@@ -191,7 +248,7 @@
         </w:tc>
         <w:tc>
           <w:tcPr>
-            <w:tcW w:type="dxa" w:w="1440"/>
+            <w:tcW w:type="dxa" w:w="1080"/>
           </w:tcPr>
           <w:p>
             <w:r>
@@ -203,17 +260,27 @@
         </w:tc>
         <w:tc>
           <w:tcPr>
-            <w:tcW w:type="dxa" w:w="1440"/>
+            <w:tcW w:type="dxa" w:w="1080"/>
           </w:tcPr>
           <w:p>
             <w:r/>
+          </w:p>
+        </w:tc>
+        <w:tc>
+          <w:tcPr>
+            <w:tcW w:type="dxa" w:w="1080"/>
+          </w:tcPr>
+          <w:p>
+            <w:r>
+              <w:t>8:40-9:15</w:t>
+            </w:r>
           </w:p>
         </w:tc>
       </w:tr>
       <w:tr>
         <w:tc>
           <w:tcPr>
-            <w:tcW w:type="dxa" w:w="1440"/>
+            <w:tcW w:type="dxa" w:w="1080"/>
           </w:tcPr>
           <w:p>
             <w:r>
@@ -223,7 +290,17 @@
         </w:tc>
         <w:tc>
           <w:tcPr>
-            <w:tcW w:type="dxa" w:w="1440"/>
+            <w:tcW w:type="dxa" w:w="1080"/>
+          </w:tcPr>
+          <w:p>
+            <w:r>
+              <w:t>9:30-10:10</w:t>
+            </w:r>
+          </w:p>
+        </w:tc>
+        <w:tc>
+          <w:tcPr>
+            <w:tcW w:type="dxa" w:w="1080"/>
           </w:tcPr>
           <w:p>
             <w:r>
@@ -235,7 +312,7 @@
         </w:tc>
         <w:tc>
           <w:tcPr>
-            <w:tcW w:type="dxa" w:w="1440"/>
+            <w:tcW w:type="dxa" w:w="1080"/>
           </w:tcPr>
           <w:p>
             <w:r/>
@@ -243,7 +320,7 @@
         </w:tc>
         <w:tc>
           <w:tcPr>
-            <w:tcW w:type="dxa" w:w="1440"/>
+            <w:tcW w:type="dxa" w:w="1080"/>
           </w:tcPr>
           <w:p>
             <w:r>
@@ -255,7 +332,7 @@
         </w:tc>
         <w:tc>
           <w:tcPr>
-            <w:tcW w:type="dxa" w:w="1440"/>
+            <w:tcW w:type="dxa" w:w="1080"/>
           </w:tcPr>
           <w:p>
             <w:r/>
@@ -263,31 +340,7 @@
         </w:tc>
         <w:tc>
           <w:tcPr>
-            <w:tcW w:type="dxa" w:w="1440"/>
-          </w:tcPr>
-          <w:p>
-            <w:r>
-              <w:t>6D</w:t>
-              <w:br/>
-              <w:t>SINDHI</w:t>
-            </w:r>
-          </w:p>
-        </w:tc>
-      </w:tr>
-      <w:tr>
-        <w:tc>
-          <w:tcPr>
-            <w:tcW w:type="dxa" w:w="1440"/>
-          </w:tcPr>
-          <w:p>
-            <w:r>
-              <w:t>P4</w:t>
-            </w:r>
-          </w:p>
-        </w:tc>
-        <w:tc>
-          <w:tcPr>
-            <w:tcW w:type="dxa" w:w="1440"/>
+            <w:tcW w:type="dxa" w:w="1080"/>
           </w:tcPr>
           <w:p>
             <w:r>
@@ -299,7 +352,51 @@
         </w:tc>
         <w:tc>
           <w:tcPr>
-            <w:tcW w:type="dxa" w:w="1440"/>
+            <w:tcW w:type="dxa" w:w="1080"/>
+          </w:tcPr>
+          <w:p>
+            <w:r>
+              <w:t>9:15-9:50</w:t>
+            </w:r>
+          </w:p>
+        </w:tc>
+      </w:tr>
+      <w:tr>
+        <w:tc>
+          <w:tcPr>
+            <w:tcW w:type="dxa" w:w="1080"/>
+          </w:tcPr>
+          <w:p>
+            <w:r>
+              <w:t>P4</w:t>
+            </w:r>
+          </w:p>
+        </w:tc>
+        <w:tc>
+          <w:tcPr>
+            <w:tcW w:type="dxa" w:w="1080"/>
+          </w:tcPr>
+          <w:p>
+            <w:r>
+              <w:t>10:10-10:50</w:t>
+            </w:r>
+          </w:p>
+        </w:tc>
+        <w:tc>
+          <w:tcPr>
+            <w:tcW w:type="dxa" w:w="1080"/>
+          </w:tcPr>
+          <w:p>
+            <w:r>
+              <w:t>6D</w:t>
+              <w:br/>
+              <w:t>SINDHI</w:t>
+            </w:r>
+          </w:p>
+        </w:tc>
+        <w:tc>
+          <w:tcPr>
+            <w:tcW w:type="dxa" w:w="1080"/>
           </w:tcPr>
           <w:p>
             <w:r>
@@ -311,7 +408,7 @@
         </w:tc>
         <w:tc>
           <w:tcPr>
-            <w:tcW w:type="dxa" w:w="1440"/>
+            <w:tcW w:type="dxa" w:w="1080"/>
           </w:tcPr>
           <w:p>
             <w:r/>
@@ -319,7 +416,7 @@
         </w:tc>
         <w:tc>
           <w:tcPr>
-            <w:tcW w:type="dxa" w:w="1440"/>
+            <w:tcW w:type="dxa" w:w="1080"/>
           </w:tcPr>
           <w:p>
             <w:r/>
@@ -327,7 +424,7 @@
         </w:tc>
         <w:tc>
           <w:tcPr>
-            <w:tcW w:type="dxa" w:w="1440"/>
+            <w:tcW w:type="dxa" w:w="1080"/>
           </w:tcPr>
           <w:p>
             <w:r>
@@ -337,11 +434,21 @@
             </w:r>
           </w:p>
         </w:tc>
+        <w:tc>
+          <w:tcPr>
+            <w:tcW w:type="dxa" w:w="1080"/>
+          </w:tcPr>
+          <w:p>
+            <w:r>
+              <w:t>9:50-10:25</w:t>
+            </w:r>
+          </w:p>
+        </w:tc>
       </w:tr>
       <w:tr>
         <w:tc>
           <w:tcPr>
-            <w:tcW w:type="dxa" w:w="1440"/>
+            <w:tcW w:type="dxa" w:w="1080"/>
           </w:tcPr>
           <w:p>
             <w:r>
@@ -351,7 +458,17 @@
         </w:tc>
         <w:tc>
           <w:tcPr>
-            <w:tcW w:type="dxa" w:w="1440"/>
+            <w:tcW w:type="dxa" w:w="1080"/>
+          </w:tcPr>
+          <w:p>
+            <w:r>
+              <w:t>10:50-11:30</w:t>
+            </w:r>
+          </w:p>
+        </w:tc>
+        <w:tc>
+          <w:tcPr>
+            <w:tcW w:type="dxa" w:w="1080"/>
           </w:tcPr>
           <w:p>
             <w:r/>
@@ -359,7 +476,7 @@
         </w:tc>
         <w:tc>
           <w:tcPr>
-            <w:tcW w:type="dxa" w:w="1440"/>
+            <w:tcW w:type="dxa" w:w="1080"/>
           </w:tcPr>
           <w:p>
             <w:r>
@@ -371,7 +488,7 @@
         </w:tc>
         <w:tc>
           <w:tcPr>
-            <w:tcW w:type="dxa" w:w="1440"/>
+            <w:tcW w:type="dxa" w:w="1080"/>
           </w:tcPr>
           <w:p>
             <w:r/>
@@ -379,7 +496,7 @@
         </w:tc>
         <w:tc>
           <w:tcPr>
-            <w:tcW w:type="dxa" w:w="1440"/>
+            <w:tcW w:type="dxa" w:w="1080"/>
           </w:tcPr>
           <w:p>
             <w:r>
@@ -391,17 +508,7 @@
         </w:tc>
         <w:tc>
           <w:tcPr>
-            <w:tcW w:type="dxa" w:w="1440"/>
-          </w:tcPr>
-          <w:p>
-            <w:r/>
-          </w:p>
-        </w:tc>
-      </w:tr>
-      <w:tr>
-        <w:tc>
-          <w:tcPr>
-            <w:tcW w:type="dxa" w:w="1440"/>
+            <w:tcW w:type="dxa" w:w="1080"/>
           </w:tcPr>
           <w:p>
             <w:r>
@@ -411,7 +518,39 @@
         </w:tc>
         <w:tc>
           <w:tcPr>
-            <w:tcW w:type="dxa" w:w="1440"/>
+            <w:tcW w:type="dxa" w:w="1080"/>
+          </w:tcPr>
+          <w:p>
+            <w:r>
+              <w:t>10:55-11:35</w:t>
+            </w:r>
+          </w:p>
+        </w:tc>
+      </w:tr>
+      <w:tr>
+        <w:tc>
+          <w:tcPr>
+            <w:tcW w:type="dxa" w:w="1080"/>
+          </w:tcPr>
+          <w:p>
+            <w:r>
+              <w:t>Lunch</w:t>
+            </w:r>
+          </w:p>
+        </w:tc>
+        <w:tc>
+          <w:tcPr>
+            <w:tcW w:type="dxa" w:w="1080"/>
+          </w:tcPr>
+          <w:p>
+            <w:r>
+              <w:t>11:30-12:00</w:t>
+            </w:r>
+          </w:p>
+        </w:tc>
+        <w:tc>
+          <w:tcPr>
+            <w:tcW w:type="dxa" w:w="1080"/>
           </w:tcPr>
           <w:p>
             <w:r/>
@@ -419,7 +558,7 @@
         </w:tc>
         <w:tc>
           <w:tcPr>
-            <w:tcW w:type="dxa" w:w="1440"/>
+            <w:tcW w:type="dxa" w:w="1080"/>
           </w:tcPr>
           <w:p>
             <w:r/>
@@ -427,7 +566,7 @@
         </w:tc>
         <w:tc>
           <w:tcPr>
-            <w:tcW w:type="dxa" w:w="1440"/>
+            <w:tcW w:type="dxa" w:w="1080"/>
           </w:tcPr>
           <w:p>
             <w:r/>
@@ -435,7 +574,7 @@
         </w:tc>
         <w:tc>
           <w:tcPr>
-            <w:tcW w:type="dxa" w:w="1440"/>
+            <w:tcW w:type="dxa" w:w="1080"/>
           </w:tcPr>
           <w:p>
             <w:r/>
@@ -443,17 +582,27 @@
         </w:tc>
         <w:tc>
           <w:tcPr>
-            <w:tcW w:type="dxa" w:w="1440"/>
+            <w:tcW w:type="dxa" w:w="1080"/>
           </w:tcPr>
           <w:p>
             <w:r/>
+          </w:p>
+        </w:tc>
+        <w:tc>
+          <w:tcPr>
+            <w:tcW w:type="dxa" w:w="1080"/>
+          </w:tcPr>
+          <w:p>
+            <w:r>
+              <w:t>10:25-10:55</w:t>
+            </w:r>
           </w:p>
         </w:tc>
       </w:tr>
       <w:tr>
         <w:tc>
           <w:tcPr>
-            <w:tcW w:type="dxa" w:w="1440"/>
+            <w:tcW w:type="dxa" w:w="1080"/>
           </w:tcPr>
           <w:p>
             <w:r>
@@ -463,7 +612,17 @@
         </w:tc>
         <w:tc>
           <w:tcPr>
-            <w:tcW w:type="dxa" w:w="1440"/>
+            <w:tcW w:type="dxa" w:w="1080"/>
+          </w:tcPr>
+          <w:p>
+            <w:r>
+              <w:t>12:00-12:40</w:t>
+            </w:r>
+          </w:p>
+        </w:tc>
+        <w:tc>
+          <w:tcPr>
+            <w:tcW w:type="dxa" w:w="1080"/>
           </w:tcPr>
           <w:p>
             <w:r/>
@@ -471,7 +630,7 @@
         </w:tc>
         <w:tc>
           <w:tcPr>
-            <w:tcW w:type="dxa" w:w="1440"/>
+            <w:tcW w:type="dxa" w:w="1080"/>
           </w:tcPr>
           <w:p>
             <w:r>
@@ -483,7 +642,7 @@
         </w:tc>
         <w:tc>
           <w:tcPr>
-            <w:tcW w:type="dxa" w:w="1440"/>
+            <w:tcW w:type="dxa" w:w="1080"/>
           </w:tcPr>
           <w:p>
             <w:r/>
@@ -491,7 +650,7 @@
         </w:tc>
         <w:tc>
           <w:tcPr>
-            <w:tcW w:type="dxa" w:w="1440"/>
+            <w:tcW w:type="dxa" w:w="1080"/>
           </w:tcPr>
           <w:p>
             <w:r>
@@ -503,7 +662,7 @@
         </w:tc>
         <w:tc>
           <w:tcPr>
-            <w:tcW w:type="dxa" w:w="1440"/>
+            <w:tcW w:type="dxa" w:w="1080"/>
           </w:tcPr>
           <w:p>
             <w:r>
@@ -513,11 +672,21 @@
             </w:r>
           </w:p>
         </w:tc>
+        <w:tc>
+          <w:tcPr>
+            <w:tcW w:type="dxa" w:w="1080"/>
+          </w:tcPr>
+          <w:p>
+            <w:r>
+              <w:t>11:35-12:15</w:t>
+            </w:r>
+          </w:p>
+        </w:tc>
       </w:tr>
       <w:tr>
         <w:tc>
           <w:tcPr>
-            <w:tcW w:type="dxa" w:w="1440"/>
+            <w:tcW w:type="dxa" w:w="1080"/>
           </w:tcPr>
           <w:p>
             <w:r>
@@ -527,7 +696,17 @@
         </w:tc>
         <w:tc>
           <w:tcPr>
-            <w:tcW w:type="dxa" w:w="1440"/>
+            <w:tcW w:type="dxa" w:w="1080"/>
+          </w:tcPr>
+          <w:p>
+            <w:r>
+              <w:t>12:40-1:20</w:t>
+            </w:r>
+          </w:p>
+        </w:tc>
+        <w:tc>
+          <w:tcPr>
+            <w:tcW w:type="dxa" w:w="1080"/>
           </w:tcPr>
           <w:p>
             <w:r>
@@ -539,7 +718,7 @@
         </w:tc>
         <w:tc>
           <w:tcPr>
-            <w:tcW w:type="dxa" w:w="1440"/>
+            <w:tcW w:type="dxa" w:w="1080"/>
           </w:tcPr>
           <w:p>
             <w:r/>
@@ -547,7 +726,7 @@
         </w:tc>
         <w:tc>
           <w:tcPr>
-            <w:tcW w:type="dxa" w:w="1440"/>
+            <w:tcW w:type="dxa" w:w="1080"/>
           </w:tcPr>
           <w:p>
             <w:r>
@@ -559,7 +738,7 @@
         </w:tc>
         <w:tc>
           <w:tcPr>
-            <w:tcW w:type="dxa" w:w="1440"/>
+            <w:tcW w:type="dxa" w:w="1080"/>
           </w:tcPr>
           <w:p>
             <w:r>
@@ -571,7 +750,15 @@
         </w:tc>
         <w:tc>
           <w:tcPr>
-            <w:tcW w:type="dxa" w:w="1440"/>
+            <w:tcW w:type="dxa" w:w="1080"/>
+          </w:tcPr>
+          <w:p>
+            <w:r/>
+          </w:p>
+        </w:tc>
+        <w:tc>
+          <w:tcPr>
+            <w:tcW w:type="dxa" w:w="1080"/>
           </w:tcPr>
           <w:p>
             <w:r/>
@@ -581,7 +768,7 @@
       <w:tr>
         <w:tc>
           <w:tcPr>
-            <w:tcW w:type="dxa" w:w="1440"/>
+            <w:tcW w:type="dxa" w:w="1080"/>
           </w:tcPr>
           <w:p>
             <w:r>
@@ -591,7 +778,17 @@
         </w:tc>
         <w:tc>
           <w:tcPr>
-            <w:tcW w:type="dxa" w:w="1440"/>
+            <w:tcW w:type="dxa" w:w="1080"/>
+          </w:tcPr>
+          <w:p>
+            <w:r>
+              <w:t>1:20-2:00</w:t>
+            </w:r>
+          </w:p>
+        </w:tc>
+        <w:tc>
+          <w:tcPr>
+            <w:tcW w:type="dxa" w:w="1080"/>
           </w:tcPr>
           <w:p>
             <w:r>
@@ -603,7 +800,7 @@
         </w:tc>
         <w:tc>
           <w:tcPr>
-            <w:tcW w:type="dxa" w:w="1440"/>
+            <w:tcW w:type="dxa" w:w="1080"/>
           </w:tcPr>
           <w:p>
             <w:r/>
@@ -611,7 +808,7 @@
         </w:tc>
         <w:tc>
           <w:tcPr>
-            <w:tcW w:type="dxa" w:w="1440"/>
+            <w:tcW w:type="dxa" w:w="1080"/>
           </w:tcPr>
           <w:p>
             <w:r/>
@@ -619,7 +816,7 @@
         </w:tc>
         <w:tc>
           <w:tcPr>
-            <w:tcW w:type="dxa" w:w="1440"/>
+            <w:tcW w:type="dxa" w:w="1080"/>
           </w:tcPr>
           <w:p>
             <w:r>
@@ -631,7 +828,15 @@
         </w:tc>
         <w:tc>
           <w:tcPr>
-            <w:tcW w:type="dxa" w:w="1440"/>
+            <w:tcW w:type="dxa" w:w="1080"/>
+          </w:tcPr>
+          <w:p>
+            <w:r/>
+          </w:p>
+        </w:tc>
+        <w:tc>
+          <w:tcPr>
+            <w:tcW w:type="dxa" w:w="1080"/>
           </w:tcPr>
           <w:p>
             <w:r/>

--- a/MARVI_timetable.docx
+++ b/MARVI_timetable.docx
@@ -22,92 +22,116 @@
         <w:tblLook w:firstColumn="1" w:firstRow="1" w:lastColumn="0" w:lastRow="0" w:noHBand="0" w:noVBand="1" w:val="04A0"/>
       </w:tblPr>
       <w:tblGrid>
-        <w:gridCol w:w="1080"/>
-        <w:gridCol w:w="1080"/>
-        <w:gridCol w:w="1080"/>
-        <w:gridCol w:w="1080"/>
-        <w:gridCol w:w="1080"/>
-        <w:gridCol w:w="1080"/>
-        <w:gridCol w:w="1080"/>
-        <w:gridCol w:w="1080"/>
+        <w:gridCol w:w="1530"/>
+        <w:gridCol w:w="1530"/>
+        <w:gridCol w:w="1530"/>
+        <w:gridCol w:w="1530"/>
+        <w:gridCol w:w="1530"/>
+        <w:gridCol w:w="1530"/>
+        <w:gridCol w:w="1530"/>
+        <w:gridCol w:w="1530"/>
       </w:tblGrid>
       <w:tr>
         <w:tc>
           <w:tcPr>
-            <w:tcW w:type="dxa" w:w="1080"/>
+            <w:tcW w:type="dxa" w:w="1530"/>
           </w:tcPr>
           <w:p>
             <w:r>
+              <w:rPr>
+                <w:b/>
+              </w:rPr>
               <w:t>Period</w:t>
             </w:r>
           </w:p>
         </w:tc>
         <w:tc>
           <w:tcPr>
-            <w:tcW w:type="dxa" w:w="1080"/>
+            <w:tcW w:type="dxa" w:w="1530"/>
           </w:tcPr>
           <w:p>
             <w:r>
-              <w:t>Mon-Thu Time</w:t>
+              <w:rPr>
+                <w:b/>
+              </w:rPr>
+              <w:t>Mon-Wed Time</w:t>
             </w:r>
           </w:p>
         </w:tc>
         <w:tc>
           <w:tcPr>
-            <w:tcW w:type="dxa" w:w="1080"/>
+            <w:tcW w:type="dxa" w:w="1530"/>
           </w:tcPr>
           <w:p>
             <w:r>
+              <w:rPr>
+                <w:b/>
+              </w:rPr>
               <w:t>Mon</w:t>
             </w:r>
           </w:p>
         </w:tc>
         <w:tc>
           <w:tcPr>
-            <w:tcW w:type="dxa" w:w="1080"/>
+            <w:tcW w:type="dxa" w:w="1530"/>
           </w:tcPr>
           <w:p>
             <w:r>
+              <w:rPr>
+                <w:b/>
+              </w:rPr>
               <w:t>Tue</w:t>
             </w:r>
           </w:p>
         </w:tc>
         <w:tc>
           <w:tcPr>
-            <w:tcW w:type="dxa" w:w="1080"/>
+            <w:tcW w:type="dxa" w:w="1530"/>
           </w:tcPr>
           <w:p>
             <w:r>
+              <w:rPr>
+                <w:b/>
+              </w:rPr>
               <w:t>Wed</w:t>
             </w:r>
           </w:p>
         </w:tc>
         <w:tc>
           <w:tcPr>
-            <w:tcW w:type="dxa" w:w="1080"/>
+            <w:tcW w:type="dxa" w:w="1530"/>
           </w:tcPr>
           <w:p>
             <w:r>
+              <w:rPr>
+                <w:b/>
+              </w:rPr>
               <w:t>Thu</w:t>
             </w:r>
           </w:p>
         </w:tc>
         <w:tc>
           <w:tcPr>
-            <w:tcW w:type="dxa" w:w="1080"/>
+            <w:tcW w:type="dxa" w:w="1530"/>
           </w:tcPr>
           <w:p>
             <w:r>
+              <w:rPr>
+                <w:b/>
+              </w:rPr>
               <w:t>Fri</w:t>
             </w:r>
           </w:p>
         </w:tc>
         <w:tc>
           <w:tcPr>
-            <w:tcW w:type="dxa" w:w="1080"/>
+            <w:tcW w:type="dxa" w:w="1530"/>
           </w:tcPr>
           <w:p>
             <w:r>
+              <w:rPr>
+                <w:b/>
+              </w:rPr>
               <w:t>Fri Time</w:t>
             </w:r>
           </w:p>
@@ -116,7 +140,7 @@
       <w:tr>
         <w:tc>
           <w:tcPr>
-            <w:tcW w:type="dxa" w:w="1080"/>
+            <w:tcW w:type="dxa" w:w="1530"/>
           </w:tcPr>
           <w:p>
             <w:r>
@@ -126,7 +150,7 @@
         </w:tc>
         <w:tc>
           <w:tcPr>
-            <w:tcW w:type="dxa" w:w="1080"/>
+            <w:tcW w:type="dxa" w:w="1530"/>
           </w:tcPr>
           <w:p>
             <w:r>
@@ -136,7 +160,7 @@
         </w:tc>
         <w:tc>
           <w:tcPr>
-            <w:tcW w:type="dxa" w:w="1080"/>
+            <w:tcW w:type="dxa" w:w="1530"/>
           </w:tcPr>
           <w:p>
             <w:r/>
@@ -144,7 +168,7 @@
         </w:tc>
         <w:tc>
           <w:tcPr>
-            <w:tcW w:type="dxa" w:w="1080"/>
+            <w:tcW w:type="dxa" w:w="1530"/>
           </w:tcPr>
           <w:p>
             <w:r/>
@@ -152,7 +176,7 @@
         </w:tc>
         <w:tc>
           <w:tcPr>
-            <w:tcW w:type="dxa" w:w="1080"/>
+            <w:tcW w:type="dxa" w:w="1530"/>
           </w:tcPr>
           <w:p>
             <w:r/>
@@ -160,7 +184,7 @@
         </w:tc>
         <w:tc>
           <w:tcPr>
-            <w:tcW w:type="dxa" w:w="1080"/>
+            <w:tcW w:type="dxa" w:w="1530"/>
           </w:tcPr>
           <w:p>
             <w:r/>
@@ -168,7 +192,87 @@
         </w:tc>
         <w:tc>
           <w:tcPr>
-            <w:tcW w:type="dxa" w:w="1080"/>
+            <w:tcW w:type="dxa" w:w="1530"/>
+          </w:tcPr>
+          <w:p>
+            <w:r/>
+          </w:p>
+        </w:tc>
+        <w:tc>
+          <w:tcPr>
+            <w:tcW w:type="dxa" w:w="1530"/>
+          </w:tcPr>
+          <w:p>
+            <w:r>
+              <w:t>8:00-8:40</w:t>
+            </w:r>
+          </w:p>
+        </w:tc>
+      </w:tr>
+      <w:tr>
+        <w:tc>
+          <w:tcPr>
+            <w:tcW w:type="dxa" w:w="1530"/>
+          </w:tcPr>
+          <w:p>
+            <w:r>
+              <w:t>P2</w:t>
+            </w:r>
+          </w:p>
+        </w:tc>
+        <w:tc>
+          <w:tcPr>
+            <w:tcW w:type="dxa" w:w="1530"/>
+          </w:tcPr>
+          <w:p>
+            <w:r>
+              <w:t>8:50-9:30</w:t>
+            </w:r>
+          </w:p>
+        </w:tc>
+        <w:tc>
+          <w:tcPr>
+            <w:tcW w:type="dxa" w:w="1530"/>
+          </w:tcPr>
+          <w:p>
+            <w:r>
+              <w:t>7C</w:t>
+              <w:br/>
+              <w:t>SINDHI</w:t>
+            </w:r>
+          </w:p>
+        </w:tc>
+        <w:tc>
+          <w:tcPr>
+            <w:tcW w:type="dxa" w:w="1530"/>
+          </w:tcPr>
+          <w:p>
+            <w:r>
+              <w:t>6D</w:t>
+              <w:br/>
+              <w:t>SINDHI</w:t>
+            </w:r>
+          </w:p>
+        </w:tc>
+        <w:tc>
+          <w:tcPr>
+            <w:tcW w:type="dxa" w:w="1530"/>
+          </w:tcPr>
+          <w:p>
+            <w:r/>
+          </w:p>
+        </w:tc>
+        <w:tc>
+          <w:tcPr>
+            <w:tcW w:type="dxa" w:w="1530"/>
+          </w:tcPr>
+          <w:p>
+            <w:r/>
+          </w:p>
+        </w:tc>
+        <w:tc>
+          <w:tcPr>
+            <w:tcW w:type="dxa" w:w="1530"/>
           </w:tcPr>
           <w:p>
             <w:r>
@@ -180,11 +284,11 @@
         </w:tc>
         <w:tc>
           <w:tcPr>
-            <w:tcW w:type="dxa" w:w="1080"/>
+            <w:tcW w:type="dxa" w:w="1530"/>
           </w:tcPr>
           <w:p>
             <w:r>
-              <w:t>8:00-8:40</w:t>
+              <w:t>8:40-9:15</w:t>
             </w:r>
           </w:p>
         </w:tc>
@@ -192,27 +296,115 @@
       <w:tr>
         <w:tc>
           <w:tcPr>
-            <w:tcW w:type="dxa" w:w="1080"/>
+            <w:tcW w:type="dxa" w:w="1530"/>
           </w:tcPr>
           <w:p>
             <w:r>
-              <w:t>P2</w:t>
+              <w:t>P3</w:t>
             </w:r>
           </w:p>
         </w:tc>
         <w:tc>
           <w:tcPr>
-            <w:tcW w:type="dxa" w:w="1080"/>
+            <w:tcW w:type="dxa" w:w="1530"/>
           </w:tcPr>
           <w:p>
             <w:r>
-              <w:t>8:50-9:30</w:t>
+              <w:t>9:30-10:10</w:t>
             </w:r>
           </w:p>
         </w:tc>
         <w:tc>
           <w:tcPr>
-            <w:tcW w:type="dxa" w:w="1080"/>
+            <w:tcW w:type="dxa" w:w="1530"/>
+          </w:tcPr>
+          <w:p>
+            <w:r>
+              <w:t>6D</w:t>
+              <w:br/>
+              <w:t>SINDHI</w:t>
+            </w:r>
+          </w:p>
+        </w:tc>
+        <w:tc>
+          <w:tcPr>
+            <w:tcW w:type="dxa" w:w="1530"/>
+          </w:tcPr>
+          <w:p>
+            <w:r>
+              <w:t>7D</w:t>
+              <w:br/>
+              <w:t>SINDHI</w:t>
+            </w:r>
+          </w:p>
+        </w:tc>
+        <w:tc>
+          <w:tcPr>
+            <w:tcW w:type="dxa" w:w="1530"/>
+          </w:tcPr>
+          <w:p>
+            <w:r/>
+          </w:p>
+        </w:tc>
+        <w:tc>
+          <w:tcPr>
+            <w:tcW w:type="dxa" w:w="1530"/>
+          </w:tcPr>
+          <w:p>
+            <w:r>
+              <w:t>6E</w:t>
+              <w:br/>
+              <w:t>SINDHI</w:t>
+            </w:r>
+          </w:p>
+        </w:tc>
+        <w:tc>
+          <w:tcPr>
+            <w:tcW w:type="dxa" w:w="1530"/>
+          </w:tcPr>
+          <w:p>
+            <w:r>
+              <w:t>8D</w:t>
+              <w:br/>
+              <w:t>SINDHI</w:t>
+            </w:r>
+          </w:p>
+        </w:tc>
+        <w:tc>
+          <w:tcPr>
+            <w:tcW w:type="dxa" w:w="1530"/>
+          </w:tcPr>
+          <w:p>
+            <w:r>
+              <w:t>9:15-9:50</w:t>
+            </w:r>
+          </w:p>
+        </w:tc>
+      </w:tr>
+      <w:tr>
+        <w:tc>
+          <w:tcPr>
+            <w:tcW w:type="dxa" w:w="1530"/>
+          </w:tcPr>
+          <w:p>
+            <w:r>
+              <w:t>P4</w:t>
+            </w:r>
+          </w:p>
+        </w:tc>
+        <w:tc>
+          <w:tcPr>
+            <w:tcW w:type="dxa" w:w="1530"/>
+          </w:tcPr>
+          <w:p>
+            <w:r>
+              <w:t>10:10-10:50</w:t>
+            </w:r>
+          </w:p>
+        </w:tc>
+        <w:tc>
+          <w:tcPr>
+            <w:tcW w:type="dxa" w:w="1530"/>
           </w:tcPr>
           <w:p>
             <w:r>
@@ -224,7 +416,27 @@
         </w:tc>
         <w:tc>
           <w:tcPr>
-            <w:tcW w:type="dxa" w:w="1080"/>
+            <w:tcW w:type="dxa" w:w="1530"/>
+          </w:tcPr>
+          <w:p>
+            <w:r>
+              <w:t>8D</w:t>
+              <w:br/>
+              <w:t>SINDHI</w:t>
+            </w:r>
+          </w:p>
+        </w:tc>
+        <w:tc>
+          <w:tcPr>
+            <w:tcW w:type="dxa" w:w="1530"/>
+          </w:tcPr>
+          <w:p>
+            <w:r/>
+          </w:p>
+        </w:tc>
+        <w:tc>
+          <w:tcPr>
+            <w:tcW w:type="dxa" w:w="1530"/>
           </w:tcPr>
           <w:p>
             <w:r>
@@ -236,7 +448,155 @@
         </w:tc>
         <w:tc>
           <w:tcPr>
-            <w:tcW w:type="dxa" w:w="1080"/>
+            <w:tcW w:type="dxa" w:w="1530"/>
+          </w:tcPr>
+          <w:p>
+            <w:r>
+              <w:t>7C</w:t>
+              <w:br/>
+              <w:t>SINDHI</w:t>
+            </w:r>
+          </w:p>
+        </w:tc>
+        <w:tc>
+          <w:tcPr>
+            <w:tcW w:type="dxa" w:w="1530"/>
+          </w:tcPr>
+          <w:p>
+            <w:r>
+              <w:t>9:50-10:25</w:t>
+            </w:r>
+          </w:p>
+        </w:tc>
+      </w:tr>
+      <w:tr>
+        <w:tc>
+          <w:tcPr>
+            <w:tcW w:type="dxa" w:w="1530"/>
+          </w:tcPr>
+          <w:p>
+            <w:r>
+              <w:t>Lunch</w:t>
+            </w:r>
+          </w:p>
+        </w:tc>
+        <w:tc>
+          <w:tcPr>
+            <w:tcW w:type="dxa" w:w="1530"/>
+          </w:tcPr>
+          <w:p>
+            <w:r>
+              <w:t>10:50-11:20</w:t>
+            </w:r>
+          </w:p>
+        </w:tc>
+        <w:tc>
+          <w:tcPr>
+            <w:tcW w:type="dxa" w:w="1530"/>
+          </w:tcPr>
+          <w:p>
+            <w:r/>
+          </w:p>
+        </w:tc>
+        <w:tc>
+          <w:tcPr>
+            <w:tcW w:type="dxa" w:w="1530"/>
+          </w:tcPr>
+          <w:p>
+            <w:r/>
+          </w:p>
+        </w:tc>
+        <w:tc>
+          <w:tcPr>
+            <w:tcW w:type="dxa" w:w="1530"/>
+          </w:tcPr>
+          <w:p>
+            <w:r/>
+          </w:p>
+        </w:tc>
+        <w:tc>
+          <w:tcPr>
+            <w:tcW w:type="dxa" w:w="1530"/>
+          </w:tcPr>
+          <w:p>
+            <w:r/>
+          </w:p>
+        </w:tc>
+        <w:tc>
+          <w:tcPr>
+            <w:tcW w:type="dxa" w:w="1530"/>
+          </w:tcPr>
+          <w:p>
+            <w:r/>
+          </w:p>
+        </w:tc>
+        <w:tc>
+          <w:tcPr>
+            <w:tcW w:type="dxa" w:w="1530"/>
+          </w:tcPr>
+          <w:p>
+            <w:r>
+              <w:t>10:25-10:55</w:t>
+            </w:r>
+          </w:p>
+        </w:tc>
+      </w:tr>
+      <w:tr>
+        <w:tc>
+          <w:tcPr>
+            <w:tcW w:type="dxa" w:w="1530"/>
+          </w:tcPr>
+          <w:p>
+            <w:r>
+              <w:t>P5</w:t>
+            </w:r>
+          </w:p>
+        </w:tc>
+        <w:tc>
+          <w:tcPr>
+            <w:tcW w:type="dxa" w:w="1530"/>
+          </w:tcPr>
+          <w:p>
+            <w:r>
+              <w:t>11:20-12:00</w:t>
+            </w:r>
+          </w:p>
+        </w:tc>
+        <w:tc>
+          <w:tcPr>
+            <w:tcW w:type="dxa" w:w="1530"/>
+          </w:tcPr>
+          <w:p>
+            <w:r/>
+          </w:p>
+        </w:tc>
+        <w:tc>
+          <w:tcPr>
+            <w:tcW w:type="dxa" w:w="1530"/>
+          </w:tcPr>
+          <w:p>
+            <w:r>
+              <w:t>7E</w:t>
+              <w:br/>
+              <w:t>SINDHI</w:t>
+            </w:r>
+          </w:p>
+        </w:tc>
+        <w:tc>
+          <w:tcPr>
+            <w:tcW w:type="dxa" w:w="1530"/>
+          </w:tcPr>
+          <w:p>
+            <w:r>
+              <w:t>6C</w:t>
+              <w:br/>
+              <w:t>SINDHI</w:t>
+            </w:r>
+          </w:p>
+        </w:tc>
+        <w:tc>
+          <w:tcPr>
+            <w:tcW w:type="dxa" w:w="1530"/>
           </w:tcPr>
           <w:p>
             <w:r>
@@ -248,7 +608,225 @@
         </w:tc>
         <w:tc>
           <w:tcPr>
-            <w:tcW w:type="dxa" w:w="1080"/>
+            <w:tcW w:type="dxa" w:w="1530"/>
+          </w:tcPr>
+          <w:p>
+            <w:r>
+              <w:t>7D</w:t>
+              <w:br/>
+              <w:t>SINDHI</w:t>
+            </w:r>
+          </w:p>
+        </w:tc>
+        <w:tc>
+          <w:tcPr>
+            <w:tcW w:type="dxa" w:w="1530"/>
+          </w:tcPr>
+          <w:p>
+            <w:r>
+              <w:t>10:55-11:35</w:t>
+            </w:r>
+          </w:p>
+        </w:tc>
+      </w:tr>
+      <w:tr>
+        <w:tc>
+          <w:tcPr>
+            <w:tcW w:type="dxa" w:w="1530"/>
+          </w:tcPr>
+          <w:p>
+            <w:r>
+              <w:t>P6</w:t>
+            </w:r>
+          </w:p>
+        </w:tc>
+        <w:tc>
+          <w:tcPr>
+            <w:tcW w:type="dxa" w:w="1530"/>
+          </w:tcPr>
+          <w:p>
+            <w:r>
+              <w:t>12:00-12:40</w:t>
+            </w:r>
+          </w:p>
+        </w:tc>
+        <w:tc>
+          <w:tcPr>
+            <w:tcW w:type="dxa" w:w="1530"/>
+          </w:tcPr>
+          <w:p>
+            <w:r>
+              <w:t>7D</w:t>
+              <w:br/>
+              <w:t>SINDHI</w:t>
+            </w:r>
+          </w:p>
+        </w:tc>
+        <w:tc>
+          <w:tcPr>
+            <w:tcW w:type="dxa" w:w="1530"/>
+          </w:tcPr>
+          <w:p>
+            <w:r/>
+          </w:p>
+        </w:tc>
+        <w:tc>
+          <w:tcPr>
+            <w:tcW w:type="dxa" w:w="1530"/>
+          </w:tcPr>
+          <w:p>
+            <w:r>
+              <w:t>6D</w:t>
+              <w:br/>
+              <w:t>SINDHI</w:t>
+            </w:r>
+          </w:p>
+        </w:tc>
+        <w:tc>
+          <w:tcPr>
+            <w:tcW w:type="dxa" w:w="1530"/>
+          </w:tcPr>
+          <w:p>
+            <w:r>
+              <w:t>7C</w:t>
+              <w:br/>
+              <w:t>SINDHI</w:t>
+            </w:r>
+          </w:p>
+        </w:tc>
+        <w:tc>
+          <w:tcPr>
+            <w:tcW w:type="dxa" w:w="1530"/>
+          </w:tcPr>
+          <w:p>
+            <w:r/>
+          </w:p>
+        </w:tc>
+        <w:tc>
+          <w:tcPr>
+            <w:tcW w:type="dxa" w:w="1530"/>
+          </w:tcPr>
+          <w:p>
+            <w:r>
+              <w:t>11:35-12:15</w:t>
+            </w:r>
+          </w:p>
+        </w:tc>
+      </w:tr>
+      <w:tr>
+        <w:tc>
+          <w:tcPr>
+            <w:tcW w:type="dxa" w:w="1530"/>
+          </w:tcPr>
+          <w:p>
+            <w:r>
+              <w:t>P7</w:t>
+            </w:r>
+          </w:p>
+        </w:tc>
+        <w:tc>
+          <w:tcPr>
+            <w:tcW w:type="dxa" w:w="1530"/>
+          </w:tcPr>
+          <w:p>
+            <w:r>
+              <w:t>12:40-1:20</w:t>
+            </w:r>
+          </w:p>
+        </w:tc>
+        <w:tc>
+          <w:tcPr>
+            <w:tcW w:type="dxa" w:w="1530"/>
+          </w:tcPr>
+          <w:p>
+            <w:r/>
+          </w:p>
+        </w:tc>
+        <w:tc>
+          <w:tcPr>
+            <w:tcW w:type="dxa" w:w="1530"/>
+          </w:tcPr>
+          <w:p>
+            <w:r>
+              <w:t>6E</w:t>
+              <w:br/>
+              <w:t>SINDHI</w:t>
+            </w:r>
+          </w:p>
+        </w:tc>
+        <w:tc>
+          <w:tcPr>
+            <w:tcW w:type="dxa" w:w="1530"/>
+          </w:tcPr>
+          <w:p>
+            <w:r/>
+          </w:p>
+        </w:tc>
+        <w:tc>
+          <w:tcPr>
+            <w:tcW w:type="dxa" w:w="1530"/>
+          </w:tcPr>
+          <w:p>
+            <w:r/>
+          </w:p>
+        </w:tc>
+        <w:tc>
+          <w:tcPr>
+            <w:tcW w:type="dxa" w:w="1530"/>
+          </w:tcPr>
+          <w:p>
+            <w:r/>
+          </w:p>
+        </w:tc>
+        <w:tc>
+          <w:tcPr>
+            <w:tcW w:type="dxa" w:w="1530"/>
+          </w:tcPr>
+          <w:p>
+            <w:r/>
+          </w:p>
+        </w:tc>
+      </w:tr>
+      <w:tr>
+        <w:tc>
+          <w:tcPr>
+            <w:tcW w:type="dxa" w:w="1530"/>
+          </w:tcPr>
+          <w:p>
+            <w:r>
+              <w:t>P8</w:t>
+            </w:r>
+          </w:p>
+        </w:tc>
+        <w:tc>
+          <w:tcPr>
+            <w:tcW w:type="dxa" w:w="1530"/>
+          </w:tcPr>
+          <w:p>
+            <w:r>
+              <w:t>1:20-2:00</w:t>
+            </w:r>
+          </w:p>
+        </w:tc>
+        <w:tc>
+          <w:tcPr>
+            <w:tcW w:type="dxa" w:w="1530"/>
+          </w:tcPr>
+          <w:p>
+            <w:r/>
+          </w:p>
+        </w:tc>
+        <w:tc>
+          <w:tcPr>
+            <w:tcW w:type="dxa" w:w="1530"/>
+          </w:tcPr>
+          <w:p>
+            <w:r/>
+          </w:p>
+        </w:tc>
+        <w:tc>
+          <w:tcPr>
+            <w:tcW w:type="dxa" w:w="1530"/>
           </w:tcPr>
           <w:p>
             <w:r>
@@ -260,67 +838,7 @@
         </w:tc>
         <w:tc>
           <w:tcPr>
-            <w:tcW w:type="dxa" w:w="1080"/>
-          </w:tcPr>
-          <w:p>
-            <w:r/>
-          </w:p>
-        </w:tc>
-        <w:tc>
-          <w:tcPr>
-            <w:tcW w:type="dxa" w:w="1080"/>
-          </w:tcPr>
-          <w:p>
-            <w:r>
-              <w:t>8:40-9:15</w:t>
-            </w:r>
-          </w:p>
-        </w:tc>
-      </w:tr>
-      <w:tr>
-        <w:tc>
-          <w:tcPr>
-            <w:tcW w:type="dxa" w:w="1080"/>
-          </w:tcPr>
-          <w:p>
-            <w:r>
-              <w:t>P3</w:t>
-            </w:r>
-          </w:p>
-        </w:tc>
-        <w:tc>
-          <w:tcPr>
-            <w:tcW w:type="dxa" w:w="1080"/>
-          </w:tcPr>
-          <w:p>
-            <w:r>
-              <w:t>9:30-10:10</w:t>
-            </w:r>
-          </w:p>
-        </w:tc>
-        <w:tc>
-          <w:tcPr>
-            <w:tcW w:type="dxa" w:w="1080"/>
-          </w:tcPr>
-          <w:p>
-            <w:r>
-              <w:t>7D</w:t>
-              <w:br/>
-              <w:t>SINDHI</w:t>
-            </w:r>
-          </w:p>
-        </w:tc>
-        <w:tc>
-          <w:tcPr>
-            <w:tcW w:type="dxa" w:w="1080"/>
-          </w:tcPr>
-          <w:p>
-            <w:r/>
-          </w:p>
-        </w:tc>
-        <w:tc>
-          <w:tcPr>
-            <w:tcW w:type="dxa" w:w="1080"/>
+            <w:tcW w:type="dxa" w:w="1530"/>
           </w:tcPr>
           <w:p>
             <w:r>
@@ -332,7 +850,7 @@
         </w:tc>
         <w:tc>
           <w:tcPr>
-            <w:tcW w:type="dxa" w:w="1080"/>
+            <w:tcW w:type="dxa" w:w="1530"/>
           </w:tcPr>
           <w:p>
             <w:r/>
@@ -340,503 +858,7 @@
         </w:tc>
         <w:tc>
           <w:tcPr>
-            <w:tcW w:type="dxa" w:w="1080"/>
-          </w:tcPr>
-          <w:p>
-            <w:r>
-              <w:t>6D</w:t>
-              <w:br/>
-              <w:t>SINDHI</w:t>
-            </w:r>
-          </w:p>
-        </w:tc>
-        <w:tc>
-          <w:tcPr>
-            <w:tcW w:type="dxa" w:w="1080"/>
-          </w:tcPr>
-          <w:p>
-            <w:r>
-              <w:t>9:15-9:50</w:t>
-            </w:r>
-          </w:p>
-        </w:tc>
-      </w:tr>
-      <w:tr>
-        <w:tc>
-          <w:tcPr>
-            <w:tcW w:type="dxa" w:w="1080"/>
-          </w:tcPr>
-          <w:p>
-            <w:r>
-              <w:t>P4</w:t>
-            </w:r>
-          </w:p>
-        </w:tc>
-        <w:tc>
-          <w:tcPr>
-            <w:tcW w:type="dxa" w:w="1080"/>
-          </w:tcPr>
-          <w:p>
-            <w:r>
-              <w:t>10:10-10:50</w:t>
-            </w:r>
-          </w:p>
-        </w:tc>
-        <w:tc>
-          <w:tcPr>
-            <w:tcW w:type="dxa" w:w="1080"/>
-          </w:tcPr>
-          <w:p>
-            <w:r>
-              <w:t>6D</w:t>
-              <w:br/>
-              <w:t>SINDHI</w:t>
-            </w:r>
-          </w:p>
-        </w:tc>
-        <w:tc>
-          <w:tcPr>
-            <w:tcW w:type="dxa" w:w="1080"/>
-          </w:tcPr>
-          <w:p>
-            <w:r>
-              <w:t>7E</w:t>
-              <w:br/>
-              <w:t>SINDHI</w:t>
-            </w:r>
-          </w:p>
-        </w:tc>
-        <w:tc>
-          <w:tcPr>
-            <w:tcW w:type="dxa" w:w="1080"/>
-          </w:tcPr>
-          <w:p>
-            <w:r/>
-          </w:p>
-        </w:tc>
-        <w:tc>
-          <w:tcPr>
-            <w:tcW w:type="dxa" w:w="1080"/>
-          </w:tcPr>
-          <w:p>
-            <w:r/>
-          </w:p>
-        </w:tc>
-        <w:tc>
-          <w:tcPr>
-            <w:tcW w:type="dxa" w:w="1080"/>
-          </w:tcPr>
-          <w:p>
-            <w:r>
-              <w:t>8D</w:t>
-              <w:br/>
-              <w:t>SINDHI</w:t>
-            </w:r>
-          </w:p>
-        </w:tc>
-        <w:tc>
-          <w:tcPr>
-            <w:tcW w:type="dxa" w:w="1080"/>
-          </w:tcPr>
-          <w:p>
-            <w:r>
-              <w:t>9:50-10:25</w:t>
-            </w:r>
-          </w:p>
-        </w:tc>
-      </w:tr>
-      <w:tr>
-        <w:tc>
-          <w:tcPr>
-            <w:tcW w:type="dxa" w:w="1080"/>
-          </w:tcPr>
-          <w:p>
-            <w:r>
-              <w:t>P5</w:t>
-            </w:r>
-          </w:p>
-        </w:tc>
-        <w:tc>
-          <w:tcPr>
-            <w:tcW w:type="dxa" w:w="1080"/>
-          </w:tcPr>
-          <w:p>
-            <w:r>
-              <w:t>10:50-11:30</w:t>
-            </w:r>
-          </w:p>
-        </w:tc>
-        <w:tc>
-          <w:tcPr>
-            <w:tcW w:type="dxa" w:w="1080"/>
-          </w:tcPr>
-          <w:p>
-            <w:r/>
-          </w:p>
-        </w:tc>
-        <w:tc>
-          <w:tcPr>
-            <w:tcW w:type="dxa" w:w="1080"/>
-          </w:tcPr>
-          <w:p>
-            <w:r>
-              <w:t>6E</w:t>
-              <w:br/>
-              <w:t>SINDHI</w:t>
-            </w:r>
-          </w:p>
-        </w:tc>
-        <w:tc>
-          <w:tcPr>
-            <w:tcW w:type="dxa" w:w="1080"/>
-          </w:tcPr>
-          <w:p>
-            <w:r/>
-          </w:p>
-        </w:tc>
-        <w:tc>
-          <w:tcPr>
-            <w:tcW w:type="dxa" w:w="1080"/>
-          </w:tcPr>
-          <w:p>
-            <w:r>
-              <w:t>7D</w:t>
-              <w:br/>
-              <w:t>SINDHI</w:t>
-            </w:r>
-          </w:p>
-        </w:tc>
-        <w:tc>
-          <w:tcPr>
-            <w:tcW w:type="dxa" w:w="1080"/>
-          </w:tcPr>
-          <w:p>
-            <w:r>
-              <w:t>Lunch</w:t>
-            </w:r>
-          </w:p>
-        </w:tc>
-        <w:tc>
-          <w:tcPr>
-            <w:tcW w:type="dxa" w:w="1080"/>
-          </w:tcPr>
-          <w:p>
-            <w:r>
-              <w:t>10:55-11:35</w:t>
-            </w:r>
-          </w:p>
-        </w:tc>
-      </w:tr>
-      <w:tr>
-        <w:tc>
-          <w:tcPr>
-            <w:tcW w:type="dxa" w:w="1080"/>
-          </w:tcPr>
-          <w:p>
-            <w:r>
-              <w:t>Lunch</w:t>
-            </w:r>
-          </w:p>
-        </w:tc>
-        <w:tc>
-          <w:tcPr>
-            <w:tcW w:type="dxa" w:w="1080"/>
-          </w:tcPr>
-          <w:p>
-            <w:r>
-              <w:t>11:30-12:00</w:t>
-            </w:r>
-          </w:p>
-        </w:tc>
-        <w:tc>
-          <w:tcPr>
-            <w:tcW w:type="dxa" w:w="1080"/>
-          </w:tcPr>
-          <w:p>
-            <w:r/>
-          </w:p>
-        </w:tc>
-        <w:tc>
-          <w:tcPr>
-            <w:tcW w:type="dxa" w:w="1080"/>
-          </w:tcPr>
-          <w:p>
-            <w:r/>
-          </w:p>
-        </w:tc>
-        <w:tc>
-          <w:tcPr>
-            <w:tcW w:type="dxa" w:w="1080"/>
-          </w:tcPr>
-          <w:p>
-            <w:r/>
-          </w:p>
-        </w:tc>
-        <w:tc>
-          <w:tcPr>
-            <w:tcW w:type="dxa" w:w="1080"/>
-          </w:tcPr>
-          <w:p>
-            <w:r/>
-          </w:p>
-        </w:tc>
-        <w:tc>
-          <w:tcPr>
-            <w:tcW w:type="dxa" w:w="1080"/>
-          </w:tcPr>
-          <w:p>
-            <w:r/>
-          </w:p>
-        </w:tc>
-        <w:tc>
-          <w:tcPr>
-            <w:tcW w:type="dxa" w:w="1080"/>
-          </w:tcPr>
-          <w:p>
-            <w:r>
-              <w:t>10:25-10:55</w:t>
-            </w:r>
-          </w:p>
-        </w:tc>
-      </w:tr>
-      <w:tr>
-        <w:tc>
-          <w:tcPr>
-            <w:tcW w:type="dxa" w:w="1080"/>
-          </w:tcPr>
-          <w:p>
-            <w:r>
-              <w:t>P6</w:t>
-            </w:r>
-          </w:p>
-        </w:tc>
-        <w:tc>
-          <w:tcPr>
-            <w:tcW w:type="dxa" w:w="1080"/>
-          </w:tcPr>
-          <w:p>
-            <w:r>
-              <w:t>12:00-12:40</w:t>
-            </w:r>
-          </w:p>
-        </w:tc>
-        <w:tc>
-          <w:tcPr>
-            <w:tcW w:type="dxa" w:w="1080"/>
-          </w:tcPr>
-          <w:p>
-            <w:r/>
-          </w:p>
-        </w:tc>
-        <w:tc>
-          <w:tcPr>
-            <w:tcW w:type="dxa" w:w="1080"/>
-          </w:tcPr>
-          <w:p>
-            <w:r>
-              <w:t>7C</w:t>
-              <w:br/>
-              <w:t>SINDHI</w:t>
-            </w:r>
-          </w:p>
-        </w:tc>
-        <w:tc>
-          <w:tcPr>
-            <w:tcW w:type="dxa" w:w="1080"/>
-          </w:tcPr>
-          <w:p>
-            <w:r/>
-          </w:p>
-        </w:tc>
-        <w:tc>
-          <w:tcPr>
-            <w:tcW w:type="dxa" w:w="1080"/>
-          </w:tcPr>
-          <w:p>
-            <w:r>
-              <w:t>7D</w:t>
-              <w:br/>
-              <w:t>SINDHI</w:t>
-            </w:r>
-          </w:p>
-        </w:tc>
-        <w:tc>
-          <w:tcPr>
-            <w:tcW w:type="dxa" w:w="1080"/>
-          </w:tcPr>
-          <w:p>
-            <w:r>
-              <w:t>6E</w:t>
-              <w:br/>
-              <w:t>SINDHI</w:t>
-            </w:r>
-          </w:p>
-        </w:tc>
-        <w:tc>
-          <w:tcPr>
-            <w:tcW w:type="dxa" w:w="1080"/>
-          </w:tcPr>
-          <w:p>
-            <w:r>
-              <w:t>11:35-12:15</w:t>
-            </w:r>
-          </w:p>
-        </w:tc>
-      </w:tr>
-      <w:tr>
-        <w:tc>
-          <w:tcPr>
-            <w:tcW w:type="dxa" w:w="1080"/>
-          </w:tcPr>
-          <w:p>
-            <w:r>
-              <w:t>P7</w:t>
-            </w:r>
-          </w:p>
-        </w:tc>
-        <w:tc>
-          <w:tcPr>
-            <w:tcW w:type="dxa" w:w="1080"/>
-          </w:tcPr>
-          <w:p>
-            <w:r>
-              <w:t>12:40-1:20</w:t>
-            </w:r>
-          </w:p>
-        </w:tc>
-        <w:tc>
-          <w:tcPr>
-            <w:tcW w:type="dxa" w:w="1080"/>
-          </w:tcPr>
-          <w:p>
-            <w:r>
-              <w:t>8D</w:t>
-              <w:br/>
-              <w:t>SINDHI</w:t>
-            </w:r>
-          </w:p>
-        </w:tc>
-        <w:tc>
-          <w:tcPr>
-            <w:tcW w:type="dxa" w:w="1080"/>
-          </w:tcPr>
-          <w:p>
-            <w:r/>
-          </w:p>
-        </w:tc>
-        <w:tc>
-          <w:tcPr>
-            <w:tcW w:type="dxa" w:w="1080"/>
-          </w:tcPr>
-          <w:p>
-            <w:r>
-              <w:t>7C</w:t>
-              <w:br/>
-              <w:t>SINDHI</w:t>
-            </w:r>
-          </w:p>
-        </w:tc>
-        <w:tc>
-          <w:tcPr>
-            <w:tcW w:type="dxa" w:w="1080"/>
-          </w:tcPr>
-          <w:p>
-            <w:r>
-              <w:t>6D</w:t>
-              <w:br/>
-              <w:t>SINDHI</w:t>
-            </w:r>
-          </w:p>
-        </w:tc>
-        <w:tc>
-          <w:tcPr>
-            <w:tcW w:type="dxa" w:w="1080"/>
-          </w:tcPr>
-          <w:p>
-            <w:r/>
-          </w:p>
-        </w:tc>
-        <w:tc>
-          <w:tcPr>
-            <w:tcW w:type="dxa" w:w="1080"/>
-          </w:tcPr>
-          <w:p>
-            <w:r/>
-          </w:p>
-        </w:tc>
-      </w:tr>
-      <w:tr>
-        <w:tc>
-          <w:tcPr>
-            <w:tcW w:type="dxa" w:w="1080"/>
-          </w:tcPr>
-          <w:p>
-            <w:r>
-              <w:t>P8</w:t>
-            </w:r>
-          </w:p>
-        </w:tc>
-        <w:tc>
-          <w:tcPr>
-            <w:tcW w:type="dxa" w:w="1080"/>
-          </w:tcPr>
-          <w:p>
-            <w:r>
-              <w:t>1:20-2:00</w:t>
-            </w:r>
-          </w:p>
-        </w:tc>
-        <w:tc>
-          <w:tcPr>
-            <w:tcW w:type="dxa" w:w="1080"/>
-          </w:tcPr>
-          <w:p>
-            <w:r>
-              <w:t>7C</w:t>
-              <w:br/>
-              <w:t>SINDHI</w:t>
-            </w:r>
-          </w:p>
-        </w:tc>
-        <w:tc>
-          <w:tcPr>
-            <w:tcW w:type="dxa" w:w="1080"/>
-          </w:tcPr>
-          <w:p>
-            <w:r/>
-          </w:p>
-        </w:tc>
-        <w:tc>
-          <w:tcPr>
-            <w:tcW w:type="dxa" w:w="1080"/>
-          </w:tcPr>
-          <w:p>
-            <w:r/>
-          </w:p>
-        </w:tc>
-        <w:tc>
-          <w:tcPr>
-            <w:tcW w:type="dxa" w:w="1080"/>
-          </w:tcPr>
-          <w:p>
-            <w:r>
-              <w:t>6C</w:t>
-              <w:br/>
-              <w:t>SINDHI</w:t>
-            </w:r>
-          </w:p>
-        </w:tc>
-        <w:tc>
-          <w:tcPr>
-            <w:tcW w:type="dxa" w:w="1080"/>
-          </w:tcPr>
-          <w:p>
-            <w:r/>
-          </w:p>
-        </w:tc>
-        <w:tc>
-          <w:tcPr>
-            <w:tcW w:type="dxa" w:w="1080"/>
+            <w:tcW w:type="dxa" w:w="1530"/>
           </w:tcPr>
           <w:p>
             <w:r/>
@@ -845,7 +867,7 @@
       </w:tr>
     </w:tbl>
     <w:sectPr>
-      <w:pgSz w:w="12240" w:h="15840"/>
+      <w:pgSz w:w="15840" w:h="12240" w:orient="landscape"/>
       <w:pgMar w:top="1440" w:right="1800" w:bottom="1440" w:left="1800" w:header="720" w:footer="720" w:gutter="0"/>
       <w:cols w:space="720"/>
       <w:docGrid w:linePitch="360"/>

--- a/MARVI_timetable.docx
+++ b/MARVI_timetable.docx
@@ -343,7 +343,11 @@
             <w:tcW w:type="dxa" w:w="1530"/>
           </w:tcPr>
           <w:p>
-            <w:r/>
+            <w:r>
+              <w:t>8D</w:t>
+              <w:br/>
+              <w:t>SINDHI</w:t>
+            </w:r>
           </w:p>
         </w:tc>
         <w:tc>
@@ -363,11 +367,7 @@
             <w:tcW w:type="dxa" w:w="1530"/>
           </w:tcPr>
           <w:p>
-            <w:r>
-              <w:t>8D</w:t>
-              <w:br/>
-              <w:t>SINDHI</w:t>
-            </w:r>
+            <w:r/>
           </w:p>
         </w:tc>
         <w:tc>
@@ -567,7 +567,11 @@
             <w:tcW w:type="dxa" w:w="1530"/>
           </w:tcPr>
           <w:p>
-            <w:r/>
+            <w:r>
+              <w:t>8D</w:t>
+              <w:br/>
+              <w:t>SINDHI</w:t>
+            </w:r>
           </w:p>
         </w:tc>
         <w:tc>
@@ -599,11 +603,7 @@
             <w:tcW w:type="dxa" w:w="1530"/>
           </w:tcPr>
           <w:p>
-            <w:r>
-              <w:t>8D</w:t>
-              <w:br/>
-              <w:t>SINDHI</w:t>
-            </w:r>
+            <w:r/>
           </w:p>
         </w:tc>
         <w:tc>

--- a/MARVI_timetable.docx
+++ b/MARVI_timetable.docx
@@ -195,7 +195,11 @@
             <w:tcW w:type="dxa" w:w="1530"/>
           </w:tcPr>
           <w:p>
-            <w:r/>
+            <w:r>
+              <w:t>6E</w:t>
+              <w:br/>
+              <w:t>SINDHI</w:t>
+            </w:r>
           </w:p>
         </w:tc>
         <w:tc>
@@ -267,7 +271,11 @@
             <w:tcW w:type="dxa" w:w="1530"/>
           </w:tcPr>
           <w:p>
-            <w:r/>
+            <w:r>
+              <w:t>8D</w:t>
+              <w:br/>
+              <w:t>SINDHI</w:t>
+            </w:r>
           </w:p>
         </w:tc>
         <w:tc>
@@ -275,11 +283,7 @@
             <w:tcW w:type="dxa" w:w="1530"/>
           </w:tcPr>
           <w:p>
-            <w:r>
-              <w:t>6E</w:t>
-              <w:br/>
-              <w:t>SINDHI</w:t>
-            </w:r>
+            <w:r/>
           </w:p>
         </w:tc>
         <w:tc>
@@ -343,11 +347,7 @@
             <w:tcW w:type="dxa" w:w="1530"/>
           </w:tcPr>
           <w:p>
-            <w:r>
-              <w:t>8D</w:t>
-              <w:br/>
-              <w:t>SINDHI</w:t>
-            </w:r>
+            <w:r/>
           </w:p>
         </w:tc>
         <w:tc>

--- a/MARVI_timetable.docx
+++ b/MARVI_timetable.docx
@@ -239,11 +239,7 @@
             <w:tcW w:type="dxa" w:w="1530"/>
           </w:tcPr>
           <w:p>
-            <w:r>
-              <w:t>7C</w:t>
-              <w:br/>
-              <w:t>SINDHI</w:t>
-            </w:r>
+            <w:r/>
           </w:p>
         </w:tc>
         <w:tc>
@@ -431,7 +427,11 @@
             <w:tcW w:type="dxa" w:w="1530"/>
           </w:tcPr>
           <w:p>
-            <w:r/>
+            <w:r>
+              <w:t>7C</w:t>
+              <w:br/>
+              <w:t>SINDHI</w:t>
+            </w:r>
           </w:p>
         </w:tc>
         <w:tc>

--- a/MARVI_timetable.docx
+++ b/MARVI_timetable.docx
@@ -611,11 +611,7 @@
             <w:tcW w:type="dxa" w:w="1530"/>
           </w:tcPr>
           <w:p>
-            <w:r>
-              <w:t>7D</w:t>
-              <w:br/>
-              <w:t>SINDHI</w:t>
-            </w:r>
+            <w:r/>
           </w:p>
         </w:tc>
         <w:tc>
@@ -767,7 +763,11 @@
             <w:tcW w:type="dxa" w:w="1530"/>
           </w:tcPr>
           <w:p>
-            <w:r/>
+            <w:r>
+              <w:t>7D</w:t>
+              <w:br/>
+              <w:t>SINDHI</w:t>
+            </w:r>
           </w:p>
         </w:tc>
         <w:tc>

--- a/MARVI_timetable.docx
+++ b/MARVI_timetable.docx
@@ -247,11 +247,7 @@
             <w:tcW w:type="dxa" w:w="1530"/>
           </w:tcPr>
           <w:p>
-            <w:r>
-              <w:t>6D</w:t>
-              <w:br/>
-              <w:t>SINDHI</w:t>
-            </w:r>
+            <w:r/>
           </w:p>
         </w:tc>
         <w:tc>
@@ -279,7 +275,11 @@
             <w:tcW w:type="dxa" w:w="1530"/>
           </w:tcPr>
           <w:p>
-            <w:r/>
+            <w:r>
+              <w:t>6D</w:t>
+              <w:br/>
+              <w:t>SINDHI</w:t>
+            </w:r>
           </w:p>
         </w:tc>
         <w:tc>

--- a/MARVI_timetable.docx
+++ b/MARVI_timetable.docx
@@ -12,7 +12,7 @@
     </w:p>
     <w:p>
       <w:r>
-        <w:t>Total Weekly Periods: 21</w:t>
+        <w:t>Total Weekly Periods: 23</w:t>
       </w:r>
     </w:p>
     <w:tbl>
@@ -163,7 +163,11 @@
             <w:tcW w:type="dxa" w:w="1530"/>
           </w:tcPr>
           <w:p>
-            <w:r/>
+            <w:r>
+              <w:t>10F</w:t>
+              <w:br/>
+              <w:t>SINDHI-X</w:t>
+            </w:r>
           </w:p>
         </w:tc>
         <w:tc>
@@ -171,7 +175,11 @@
             <w:tcW w:type="dxa" w:w="1530"/>
           </w:tcPr>
           <w:p>
-            <w:r/>
+            <w:r>
+              <w:t>10F</w:t>
+              <w:br/>
+              <w:t>SINDHI-X</w:t>
+            </w:r>
           </w:p>
         </w:tc>
         <w:tc>
@@ -275,11 +283,7 @@
             <w:tcW w:type="dxa" w:w="1530"/>
           </w:tcPr>
           <w:p>
-            <w:r>
-              <w:t>6D</w:t>
-              <w:br/>
-              <w:t>SINDHI</w:t>
-            </w:r>
+            <w:r/>
           </w:p>
         </w:tc>
         <w:tc>
@@ -580,7 +584,7 @@
           </w:tcPr>
           <w:p>
             <w:r>
-              <w:t>7E</w:t>
+              <w:t>6D</w:t>
               <w:br/>
               <w:t>SINDHI</w:t>
             </w:r>
@@ -821,7 +825,11 @@
             <w:tcW w:type="dxa" w:w="1530"/>
           </w:tcPr>
           <w:p>
-            <w:r/>
+            <w:r>
+              <w:t>7E</w:t>
+              <w:br/>
+              <w:t>SINDHI</w:t>
+            </w:r>
           </w:p>
         </w:tc>
         <w:tc>

--- a/MARVI_timetable.docx
+++ b/MARVI_timetable.docx
@@ -271,11 +271,7 @@
             <w:tcW w:type="dxa" w:w="1530"/>
           </w:tcPr>
           <w:p>
-            <w:r>
-              <w:t>8D</w:t>
-              <w:br/>
-              <w:t>SINDHI</w:t>
-            </w:r>
+            <w:r/>
           </w:p>
         </w:tc>
         <w:tc>
@@ -283,7 +279,11 @@
             <w:tcW w:type="dxa" w:w="1530"/>
           </w:tcPr>
           <w:p>
-            <w:r/>
+            <w:r>
+              <w:t>8D</w:t>
+              <w:br/>
+              <w:t>SINDHI</w:t>
+            </w:r>
           </w:p>
         </w:tc>
         <w:tc>
@@ -347,7 +347,11 @@
             <w:tcW w:type="dxa" w:w="1530"/>
           </w:tcPr>
           <w:p>
-            <w:r/>
+            <w:r>
+              <w:t>6C</w:t>
+              <w:br/>
+              <w:t>SINDHI</w:t>
+            </w:r>
           </w:p>
         </w:tc>
         <w:tc>
@@ -595,11 +599,7 @@
             <w:tcW w:type="dxa" w:w="1530"/>
           </w:tcPr>
           <w:p>
-            <w:r>
-              <w:t>6C</w:t>
-              <w:br/>
-              <w:t>SINDHI</w:t>
-            </w:r>
+            <w:r/>
           </w:p>
         </w:tc>
         <w:tc>

--- a/MARVI_timetable.docx
+++ b/MARVI_timetable.docx
@@ -203,11 +203,7 @@
             <w:tcW w:type="dxa" w:w="1530"/>
           </w:tcPr>
           <w:p>
-            <w:r>
-              <w:t>6E</w:t>
-              <w:br/>
-              <w:t>SINDHI</w:t>
-            </w:r>
+            <w:r/>
           </w:p>
         </w:tc>
         <w:tc>
@@ -247,7 +243,47 @@
             <w:tcW w:type="dxa" w:w="1530"/>
           </w:tcPr>
           <w:p>
-            <w:r/>
+            <w:r>
+              <w:t>7C</w:t>
+              <w:br/>
+              <w:t>SINDHI</w:t>
+            </w:r>
+          </w:p>
+        </w:tc>
+        <w:tc>
+          <w:tcPr>
+            <w:tcW w:type="dxa" w:w="1530"/>
+          </w:tcPr>
+          <w:p>
+            <w:r>
+              <w:t>6C</w:t>
+              <w:br/>
+              <w:t>SINDHI</w:t>
+            </w:r>
+          </w:p>
+        </w:tc>
+        <w:tc>
+          <w:tcPr>
+            <w:tcW w:type="dxa" w:w="1530"/>
+          </w:tcPr>
+          <w:p>
+            <w:r>
+              <w:t>7D</w:t>
+              <w:br/>
+              <w:t>SINDHI</w:t>
+            </w:r>
+          </w:p>
+        </w:tc>
+        <w:tc>
+          <w:tcPr>
+            <w:tcW w:type="dxa" w:w="1530"/>
+          </w:tcPr>
+          <w:p>
+            <w:r>
+              <w:t>7D</w:t>
+              <w:br/>
+              <w:t>SINDHI</w:t>
+            </w:r>
           </w:p>
         </w:tc>
         <w:tc>
@@ -256,34 +292,6 @@
           </w:tcPr>
           <w:p>
             <w:r/>
-          </w:p>
-        </w:tc>
-        <w:tc>
-          <w:tcPr>
-            <w:tcW w:type="dxa" w:w="1530"/>
-          </w:tcPr>
-          <w:p>
-            <w:r/>
-          </w:p>
-        </w:tc>
-        <w:tc>
-          <w:tcPr>
-            <w:tcW w:type="dxa" w:w="1530"/>
-          </w:tcPr>
-          <w:p>
-            <w:r/>
-          </w:p>
-        </w:tc>
-        <w:tc>
-          <w:tcPr>
-            <w:tcW w:type="dxa" w:w="1530"/>
-          </w:tcPr>
-          <w:p>
-            <w:r>
-              <w:t>8D</w:t>
-              <w:br/>
-              <w:t>SINDHI</w:t>
-            </w:r>
           </w:p>
         </w:tc>
         <w:tc>
@@ -323,8 +331,24 @@
             <w:tcW w:type="dxa" w:w="1530"/>
           </w:tcPr>
           <w:p>
+            <w:r/>
+          </w:p>
+        </w:tc>
+        <w:tc>
+          <w:tcPr>
+            <w:tcW w:type="dxa" w:w="1530"/>
+          </w:tcPr>
+          <w:p>
+            <w:r/>
+          </w:p>
+        </w:tc>
+        <w:tc>
+          <w:tcPr>
+            <w:tcW w:type="dxa" w:w="1530"/>
+          </w:tcPr>
+          <w:p>
             <w:r>
-              <w:t>6D</w:t>
+              <w:t>8D</w:t>
               <w:br/>
               <w:t>SINDHI</w:t>
             </w:r>
@@ -335,23 +359,7 @@
             <w:tcW w:type="dxa" w:w="1530"/>
           </w:tcPr>
           <w:p>
-            <w:r>
-              <w:t>7D</w:t>
-              <w:br/>
-              <w:t>SINDHI</w:t>
-            </w:r>
-          </w:p>
-        </w:tc>
-        <w:tc>
-          <w:tcPr>
-            <w:tcW w:type="dxa" w:w="1530"/>
-          </w:tcPr>
-          <w:p>
-            <w:r>
-              <w:t>6C</w:t>
-              <w:br/>
-              <w:t>SINDHI</w:t>
-            </w:r>
+            <w:r/>
           </w:p>
         </w:tc>
         <w:tc>
@@ -364,14 +372,6 @@
               <w:br/>
               <w:t>SINDHI</w:t>
             </w:r>
-          </w:p>
-        </w:tc>
-        <w:tc>
-          <w:tcPr>
-            <w:tcW w:type="dxa" w:w="1530"/>
-          </w:tcPr>
-          <w:p>
-            <w:r/>
           </w:p>
         </w:tc>
         <w:tc>
@@ -412,7 +412,7 @@
           </w:tcPr>
           <w:p>
             <w:r>
-              <w:t>6C</w:t>
+              <w:t>6E</w:t>
               <w:br/>
               <w:t>SINDHI</w:t>
             </w:r>
@@ -423,23 +423,7 @@
             <w:tcW w:type="dxa" w:w="1530"/>
           </w:tcPr>
           <w:p>
-            <w:r>
-              <w:t>8D</w:t>
-              <w:br/>
-              <w:t>SINDHI</w:t>
-            </w:r>
-          </w:p>
-        </w:tc>
-        <w:tc>
-          <w:tcPr>
-            <w:tcW w:type="dxa" w:w="1530"/>
-          </w:tcPr>
-          <w:p>
-            <w:r>
-              <w:t>7C</w:t>
-              <w:br/>
-              <w:t>SINDHI</w:t>
-            </w:r>
+            <w:r/>
           </w:p>
         </w:tc>
         <w:tc>
@@ -460,7 +444,19 @@
           </w:tcPr>
           <w:p>
             <w:r>
-              <w:t>7C</w:t>
+              <w:t>6D</w:t>
+              <w:br/>
+              <w:t>SINDHI</w:t>
+            </w:r>
+          </w:p>
+        </w:tc>
+        <w:tc>
+          <w:tcPr>
+            <w:tcW w:type="dxa" w:w="1530"/>
+          </w:tcPr>
+          <w:p>
+            <w:r>
+              <w:t>6D</w:t>
               <w:br/>
               <w:t>SINDHI</w:t>
             </w:r>
@@ -576,18 +572,6 @@
           </w:tcPr>
           <w:p>
             <w:r>
-              <w:t>8D</w:t>
-              <w:br/>
-              <w:t>SINDHI</w:t>
-            </w:r>
-          </w:p>
-        </w:tc>
-        <w:tc>
-          <w:tcPr>
-            <w:tcW w:type="dxa" w:w="1530"/>
-          </w:tcPr>
-          <w:p>
-            <w:r>
               <w:t>6D</w:t>
               <w:br/>
               <w:t>SINDHI</w:t>
@@ -608,6 +592,18 @@
           </w:tcPr>
           <w:p>
             <w:r/>
+          </w:p>
+        </w:tc>
+        <w:tc>
+          <w:tcPr>
+            <w:tcW w:type="dxa" w:w="1530"/>
+          </w:tcPr>
+          <w:p>
+            <w:r>
+              <w:t>7C</w:t>
+              <w:br/>
+              <w:t>SINDHI</w:t>
+            </w:r>
           </w:p>
         </w:tc>
         <w:tc>
@@ -667,16 +663,8 @@
             <w:tcW w:type="dxa" w:w="1530"/>
           </w:tcPr>
           <w:p>
-            <w:r/>
-          </w:p>
-        </w:tc>
-        <w:tc>
-          <w:tcPr>
-            <w:tcW w:type="dxa" w:w="1530"/>
-          </w:tcPr>
-          <w:p>
             <w:r>
-              <w:t>6D</w:t>
+              <w:t>8D</w:t>
               <w:br/>
               <w:t>SINDHI</w:t>
             </w:r>
@@ -688,7 +676,7 @@
           </w:tcPr>
           <w:p>
             <w:r>
-              <w:t>7C</w:t>
+              <w:t>6E</w:t>
               <w:br/>
               <w:t>SINDHI</w:t>
             </w:r>
@@ -700,6 +688,18 @@
           </w:tcPr>
           <w:p>
             <w:r/>
+          </w:p>
+        </w:tc>
+        <w:tc>
+          <w:tcPr>
+            <w:tcW w:type="dxa" w:w="1530"/>
+          </w:tcPr>
+          <w:p>
+            <w:r>
+              <w:t>7E</w:t>
+              <w:br/>
+              <w:t>SINDHI</w:t>
+            </w:r>
           </w:p>
         </w:tc>
         <w:tc>
@@ -748,7 +748,7 @@
           </w:tcPr>
           <w:p>
             <w:r>
-              <w:t>6E</w:t>
+              <w:t>7C</w:t>
               <w:br/>
               <w:t>SINDHI</w:t>
             </w:r>
@@ -759,7 +759,11 @@
             <w:tcW w:type="dxa" w:w="1530"/>
           </w:tcPr>
           <w:p>
-            <w:r/>
+            <w:r>
+              <w:t>7E</w:t>
+              <w:br/>
+              <w:t>SINDHI</w:t>
+            </w:r>
           </w:p>
         </w:tc>
         <w:tc>
@@ -768,7 +772,7 @@
           </w:tcPr>
           <w:p>
             <w:r>
-              <w:t>7D</w:t>
+              <w:t>6C</w:t>
               <w:br/>
               <w:t>SINDHI</w:t>
             </w:r>
@@ -837,11 +841,7 @@
             <w:tcW w:type="dxa" w:w="1530"/>
           </w:tcPr>
           <w:p>
-            <w:r>
-              <w:t>7E</w:t>
-              <w:br/>
-              <w:t>SINDHI</w:t>
-            </w:r>
+            <w:r/>
           </w:p>
         </w:tc>
         <w:tc>
@@ -850,7 +850,7 @@
           </w:tcPr>
           <w:p>
             <w:r>
-              <w:t>7E</w:t>
+              <w:t>8D</w:t>
               <w:br/>
               <w:t>SINDHI</w:t>
             </w:r>
